--- a/documents/List of Project Personnel and Partner Institutions.docx
+++ b/documents/List of Project Personnel and Partner Institutions.docx
@@ -1,6 +1,6 @@
 
 <file path=word/document.xml><?xml version="1.0" encoding="utf-8"?>
-<w:document xmlns:wpc="http://schemas.microsoft.com/office/word/2010/wordprocessingCanvas" xmlns:cx="http://schemas.microsoft.com/office/drawing/2014/chartex" xmlns:cx1="http://schemas.microsoft.com/office/drawing/2015/9/8/chartex" xmlns:cx2="http://schemas.microsoft.com/office/drawing/2015/10/21/chartex" xmlns:cx3="http://schemas.microsoft.com/office/drawing/2016/5/9/chartex" xmlns:cx4="http://schemas.microsoft.com/office/drawing/2016/5/10/chartex" xmlns:cx5="http://schemas.microsoft.com/office/drawing/2016/5/11/chartex" xmlns:cx6="http://schemas.microsoft.com/office/drawing/2016/5/12/chartex" xmlns:cx7="http://schemas.microsoft.com/office/drawing/2016/5/13/chartex" xmlns:cx8="http://schemas.microsoft.com/office/drawing/2016/5/14/chartex" xmlns:mc="http://schemas.openxmlformats.org/markup-compatibility/2006" xmlns:m="http://schemas.openxmlformats.org/officeDocument/2006/math" xmlns:aink="http://schemas.microsoft.com/office/drawing/2016/ink" xmlns:am3d="http://schemas.microsoft.com/office/drawing/2017/model3d" xmlns:oel="http://schemas.microsoft.com/office/2019/extlst" xmlns:r="http://schemas.openxmlformats.org/officeDocument/2006/relationships" xmlns:wp14="http://schemas.microsoft.com/office/word/2010/wordprocessingDrawing" xmlns:wp="http://schemas.openxmlformats.org/drawingml/2006/wordprocessingDrawing" xmlns:wpg="http://schemas.microsoft.com/office/word/2010/wordprocessingGroup" xmlns:wpi="http://schemas.microsoft.com/office/word/2010/wordprocessingInk" xmlns:wps="http://schemas.microsoft.com/office/word/2010/wordprocessingShape" xmlns:o="urn:schemas-microsoft-com:office:office" xmlns:v="urn:schemas-microsoft-com:vml" xmlns:w10="urn:schemas-microsoft-com:office:word" xmlns:w="http://schemas.openxmlformats.org/wordprocessingml/2006/main" xmlns:w14="http://schemas.microsoft.com/office/word/2010/wordml" xmlns:w15="http://schemas.microsoft.com/office/word/2012/wordml" xmlns:w16cex="http://schemas.microsoft.com/office/word/2018/wordml/cex" xmlns:w16cid="http://schemas.microsoft.com/office/word/2016/wordml/cid" xmlns:w16="http://schemas.microsoft.com/office/word/2018/wordml" xmlns:w16sdtdh="http://schemas.microsoft.com/office/word/2020/wordml/sdtdatahash" xmlns:w16sdtfl="http://schemas.microsoft.com/office/word/2024/wordml/sdtformatlock" xmlns:w16se="http://schemas.microsoft.com/office/word/2015/wordml/symex" xmlns:w16du="http://schemas.microsoft.com/office/word/2023/wordml/word16du" xmlns:wne="http://schemas.microsoft.com/office/word/2006/wordml" mc:Ignorable="w14 w15 w16se w16cid w16 w16cex w16sdtdh w16sdtfl w16du wp14">
+<w:document xmlns:wpc="http://schemas.microsoft.com/office/word/2010/wordprocessingCanvas" xmlns:cx="http://schemas.microsoft.com/office/drawing/2014/chartex" xmlns:cx1="http://schemas.microsoft.com/office/drawing/2015/9/8/chartex" xmlns:cx2="http://schemas.microsoft.com/office/drawing/2015/10/21/chartex" xmlns:cx3="http://schemas.microsoft.com/office/drawing/2016/5/9/chartex" xmlns:cx4="http://schemas.microsoft.com/office/drawing/2016/5/10/chartex" xmlns:cx5="http://schemas.microsoft.com/office/drawing/2016/5/11/chartex" xmlns:cx6="http://schemas.microsoft.com/office/drawing/2016/5/12/chartex" xmlns:cx7="http://schemas.microsoft.com/office/drawing/2016/5/13/chartex" xmlns:cx8="http://schemas.microsoft.com/office/drawing/2016/5/14/chartex" xmlns:mc="http://schemas.openxmlformats.org/markup-compatibility/2006" xmlns:aink="http://schemas.microsoft.com/office/drawing/2016/ink" xmlns:am3d="http://schemas.microsoft.com/office/drawing/2017/model3d" xmlns:o="urn:schemas-microsoft-com:office:office" xmlns:oel="http://schemas.microsoft.com/office/2019/extlst" xmlns:r="http://schemas.openxmlformats.org/officeDocument/2006/relationships" xmlns:m="http://schemas.openxmlformats.org/officeDocument/2006/math" xmlns:v="urn:schemas-microsoft-com:vml" xmlns:wp14="http://schemas.microsoft.com/office/word/2010/wordprocessingDrawing" xmlns:wp="http://schemas.openxmlformats.org/drawingml/2006/wordprocessingDrawing" xmlns:w10="urn:schemas-microsoft-com:office:word" xmlns:w="http://schemas.openxmlformats.org/wordprocessingml/2006/main" xmlns:w14="http://schemas.microsoft.com/office/word/2010/wordml" xmlns:w15="http://schemas.microsoft.com/office/word/2012/wordml" xmlns:w16cex="http://schemas.microsoft.com/office/word/2018/wordml/cex" xmlns:w16cid="http://schemas.microsoft.com/office/word/2016/wordml/cid" xmlns:w16="http://schemas.microsoft.com/office/word/2018/wordml" xmlns:w16du="http://schemas.microsoft.com/office/word/2023/wordml/word16du" xmlns:w16sdtdh="http://schemas.microsoft.com/office/word/2020/wordml/sdtdatahash" xmlns:w16sdtfl="http://schemas.microsoft.com/office/word/2024/wordml/sdtformatlock" xmlns:w16se="http://schemas.microsoft.com/office/word/2015/wordml/symex" xmlns:wpg="http://schemas.microsoft.com/office/word/2010/wordprocessingGroup" xmlns:wpi="http://schemas.microsoft.com/office/word/2010/wordprocessingInk" xmlns:wne="http://schemas.microsoft.com/office/word/2006/wordml" xmlns:wps="http://schemas.microsoft.com/office/word/2010/wordprocessingShape" mc:Ignorable="w14 w15 w16se w16cid w16 w16cex w16sdtdh w16sdtfl w16du wp14">
   <w:body>
     <w:p>
       <w:pPr>
@@ -91,13 +91,7 @@
         </w:numPr>
       </w:pPr>
       <w:r>
-        <w:t xml:space="preserve">Zakir </w:t>
-      </w:r>
-      <w:r>
-        <w:t>Durumeric</w:t>
-      </w:r>
-      <w:r>
-        <w:t>; Stanford University; Unpaid Collaborator</w:t>
+        <w:t>Zakir Durumeric; Stanford University; Unpaid Collaborator</w:t>
       </w:r>
     </w:p>
     <w:p>
@@ -109,15 +103,7 @@
         </w:numPr>
       </w:pPr>
       <w:r>
-        <w:t xml:space="preserve">Ziad </w:t>
-      </w:r>
-      <w:proofErr w:type="spellStart"/>
-      <w:r>
-        <w:t>Matni</w:t>
-      </w:r>
-      <w:proofErr w:type="spellEnd"/>
-      <w:r>
-        <w:t>; University of California, Santa Barbara; Unpaid Collaborator</w:t>
+        <w:t>Ziad Matni; University of California, Santa Barbara; Unpaid Collaborator</w:t>
       </w:r>
     </w:p>
     <w:p>
@@ -130,6 +116,30 @@
       </w:pPr>
       <w:r>
         <w:t>Buu Lam; NGINX Software, Inc., F5, Inc.; Unpaid Collaborator</w:t>
+      </w:r>
+    </w:p>
+    <w:p>
+      <w:pPr>
+        <w:pStyle w:val="p1"/>
+        <w:numPr>
+          <w:ilvl w:val="0"/>
+          <w:numId w:val="1"/>
+        </w:numPr>
+      </w:pPr>
+      <w:r>
+        <w:t>Gabriele Saltomaggio; RabbitMQ / Broadcom, Inc.; Unpaid Collaborator</w:t>
+      </w:r>
+    </w:p>
+    <w:p>
+      <w:pPr>
+        <w:pStyle w:val="p1"/>
+        <w:numPr>
+          <w:ilvl w:val="0"/>
+          <w:numId w:val="1"/>
+        </w:numPr>
+      </w:pPr>
+      <w:r>
+        <w:t>Luca Foschini; Sage Bionetworks; Unpaid Collaborator</w:t>
       </w:r>
     </w:p>
     <w:p/>
@@ -144,7 +154,7 @@
 </file>
 
 <file path=word/endnotes.xml><?xml version="1.0" encoding="utf-8"?>
-<w:endnotes xmlns:wpc="http://schemas.microsoft.com/office/word/2010/wordprocessingCanvas" xmlns:cx="http://schemas.microsoft.com/office/drawing/2014/chartex" xmlns:cx1="http://schemas.microsoft.com/office/drawing/2015/9/8/chartex" xmlns:cx2="http://schemas.microsoft.com/office/drawing/2015/10/21/chartex" xmlns:cx3="http://schemas.microsoft.com/office/drawing/2016/5/9/chartex" xmlns:cx4="http://schemas.microsoft.com/office/drawing/2016/5/10/chartex" xmlns:cx5="http://schemas.microsoft.com/office/drawing/2016/5/11/chartex" xmlns:cx6="http://schemas.microsoft.com/office/drawing/2016/5/12/chartex" xmlns:cx7="http://schemas.microsoft.com/office/drawing/2016/5/13/chartex" xmlns:cx8="http://schemas.microsoft.com/office/drawing/2016/5/14/chartex" xmlns:mc="http://schemas.openxmlformats.org/markup-compatibility/2006" xmlns:m="http://schemas.openxmlformats.org/officeDocument/2006/math" xmlns:aink="http://schemas.microsoft.com/office/drawing/2016/ink" xmlns:am3d="http://schemas.microsoft.com/office/drawing/2017/model3d" xmlns:oel="http://schemas.microsoft.com/office/2019/extlst" xmlns:r="http://schemas.openxmlformats.org/officeDocument/2006/relationships" xmlns:wp14="http://schemas.microsoft.com/office/word/2010/wordprocessingDrawing" xmlns:wp="http://schemas.openxmlformats.org/drawingml/2006/wordprocessingDrawing" xmlns:wpg="http://schemas.microsoft.com/office/word/2010/wordprocessingGroup" xmlns:wpi="http://schemas.microsoft.com/office/word/2010/wordprocessingInk" xmlns:wps="http://schemas.microsoft.com/office/word/2010/wordprocessingShape" xmlns:o="urn:schemas-microsoft-com:office:office" xmlns:v="urn:schemas-microsoft-com:vml" xmlns:w10="urn:schemas-microsoft-com:office:word" xmlns:w="http://schemas.openxmlformats.org/wordprocessingml/2006/main" xmlns:w14="http://schemas.microsoft.com/office/word/2010/wordml" xmlns:w15="http://schemas.microsoft.com/office/word/2012/wordml" xmlns:w16cex="http://schemas.microsoft.com/office/word/2018/wordml/cex" xmlns:w16cid="http://schemas.microsoft.com/office/word/2016/wordml/cid" xmlns:w16="http://schemas.microsoft.com/office/word/2018/wordml" xmlns:w16sdtdh="http://schemas.microsoft.com/office/word/2020/wordml/sdtdatahash" xmlns:w16sdtfl="http://schemas.microsoft.com/office/word/2024/wordml/sdtformatlock" xmlns:w16se="http://schemas.microsoft.com/office/word/2015/wordml/symex" xmlns:w16du="http://schemas.microsoft.com/office/word/2023/wordml/word16du" xmlns:wne="http://schemas.microsoft.com/office/word/2006/wordml" mc:Ignorable="w14 w15 w16se w16cid w16 w16cex w16sdtdh w16sdtfl w16du wp14">
+<w:endnotes xmlns:wpc="http://schemas.microsoft.com/office/word/2010/wordprocessingCanvas" xmlns:cx="http://schemas.microsoft.com/office/drawing/2014/chartex" xmlns:cx1="http://schemas.microsoft.com/office/drawing/2015/9/8/chartex" xmlns:cx2="http://schemas.microsoft.com/office/drawing/2015/10/21/chartex" xmlns:cx3="http://schemas.microsoft.com/office/drawing/2016/5/9/chartex" xmlns:cx4="http://schemas.microsoft.com/office/drawing/2016/5/10/chartex" xmlns:cx5="http://schemas.microsoft.com/office/drawing/2016/5/11/chartex" xmlns:cx6="http://schemas.microsoft.com/office/drawing/2016/5/12/chartex" xmlns:cx7="http://schemas.microsoft.com/office/drawing/2016/5/13/chartex" xmlns:cx8="http://schemas.microsoft.com/office/drawing/2016/5/14/chartex" xmlns:mc="http://schemas.openxmlformats.org/markup-compatibility/2006" xmlns:aink="http://schemas.microsoft.com/office/drawing/2016/ink" xmlns:am3d="http://schemas.microsoft.com/office/drawing/2017/model3d" xmlns:o="urn:schemas-microsoft-com:office:office" xmlns:oel="http://schemas.microsoft.com/office/2019/extlst" xmlns:r="http://schemas.openxmlformats.org/officeDocument/2006/relationships" xmlns:m="http://schemas.openxmlformats.org/officeDocument/2006/math" xmlns:v="urn:schemas-microsoft-com:vml" xmlns:wp14="http://schemas.microsoft.com/office/word/2010/wordprocessingDrawing" xmlns:wp="http://schemas.openxmlformats.org/drawingml/2006/wordprocessingDrawing" xmlns:w10="urn:schemas-microsoft-com:office:word" xmlns:w="http://schemas.openxmlformats.org/wordprocessingml/2006/main" xmlns:w14="http://schemas.microsoft.com/office/word/2010/wordml" xmlns:w15="http://schemas.microsoft.com/office/word/2012/wordml" xmlns:w16cex="http://schemas.microsoft.com/office/word/2018/wordml/cex" xmlns:w16cid="http://schemas.microsoft.com/office/word/2016/wordml/cid" xmlns:w16="http://schemas.microsoft.com/office/word/2018/wordml" xmlns:w16du="http://schemas.microsoft.com/office/word/2023/wordml/word16du" xmlns:w16sdtdh="http://schemas.microsoft.com/office/word/2020/wordml/sdtdatahash" xmlns:w16sdtfl="http://schemas.microsoft.com/office/word/2024/wordml/sdtformatlock" xmlns:w16se="http://schemas.microsoft.com/office/word/2015/wordml/symex" xmlns:wpg="http://schemas.microsoft.com/office/word/2010/wordprocessingGroup" xmlns:wpi="http://schemas.microsoft.com/office/word/2010/wordprocessingInk" xmlns:wne="http://schemas.microsoft.com/office/word/2006/wordml" xmlns:wps="http://schemas.microsoft.com/office/word/2010/wordprocessingShape" mc:Ignorable="w14 w15 w16se w16cid w16 w16cex w16sdtdh w16sdtfl w16du wp14">
   <w:endnote w:type="separator" w:id="-1">
     <w:p>
       <w:pPr>
@@ -169,7 +179,7 @@
 </file>
 
 <file path=word/footnotes.xml><?xml version="1.0" encoding="utf-8"?>
-<w:footnotes xmlns:wpc="http://schemas.microsoft.com/office/word/2010/wordprocessingCanvas" xmlns:cx="http://schemas.microsoft.com/office/drawing/2014/chartex" xmlns:cx1="http://schemas.microsoft.com/office/drawing/2015/9/8/chartex" xmlns:cx2="http://schemas.microsoft.com/office/drawing/2015/10/21/chartex" xmlns:cx3="http://schemas.microsoft.com/office/drawing/2016/5/9/chartex" xmlns:cx4="http://schemas.microsoft.com/office/drawing/2016/5/10/chartex" xmlns:cx5="http://schemas.microsoft.com/office/drawing/2016/5/11/chartex" xmlns:cx6="http://schemas.microsoft.com/office/drawing/2016/5/12/chartex" xmlns:cx7="http://schemas.microsoft.com/office/drawing/2016/5/13/chartex" xmlns:cx8="http://schemas.microsoft.com/office/drawing/2016/5/14/chartex" xmlns:mc="http://schemas.openxmlformats.org/markup-compatibility/2006" xmlns:m="http://schemas.openxmlformats.org/officeDocument/2006/math" xmlns:aink="http://schemas.microsoft.com/office/drawing/2016/ink" xmlns:am3d="http://schemas.microsoft.com/office/drawing/2017/model3d" xmlns:oel="http://schemas.microsoft.com/office/2019/extlst" xmlns:r="http://schemas.openxmlformats.org/officeDocument/2006/relationships" xmlns:wp14="http://schemas.microsoft.com/office/word/2010/wordprocessingDrawing" xmlns:wp="http://schemas.openxmlformats.org/drawingml/2006/wordprocessingDrawing" xmlns:wpg="http://schemas.microsoft.com/office/word/2010/wordprocessingGroup" xmlns:wpi="http://schemas.microsoft.com/office/word/2010/wordprocessingInk" xmlns:wps="http://schemas.microsoft.com/office/word/2010/wordprocessingShape" xmlns:o="urn:schemas-microsoft-com:office:office" xmlns:v="urn:schemas-microsoft-com:vml" xmlns:w10="urn:schemas-microsoft-com:office:word" xmlns:w="http://schemas.openxmlformats.org/wordprocessingml/2006/main" xmlns:w14="http://schemas.microsoft.com/office/word/2010/wordml" xmlns:w15="http://schemas.microsoft.com/office/word/2012/wordml" xmlns:w16cex="http://schemas.microsoft.com/office/word/2018/wordml/cex" xmlns:w16cid="http://schemas.microsoft.com/office/word/2016/wordml/cid" xmlns:w16="http://schemas.microsoft.com/office/word/2018/wordml" xmlns:w16sdtdh="http://schemas.microsoft.com/office/word/2020/wordml/sdtdatahash" xmlns:w16sdtfl="http://schemas.microsoft.com/office/word/2024/wordml/sdtformatlock" xmlns:w16se="http://schemas.microsoft.com/office/word/2015/wordml/symex" xmlns:w16du="http://schemas.microsoft.com/office/word/2023/wordml/word16du" xmlns:wne="http://schemas.microsoft.com/office/word/2006/wordml" mc:Ignorable="w14 w15 w16se w16cid w16 w16cex w16sdtdh w16sdtfl w16du wp14">
+<w:footnotes xmlns:wpc="http://schemas.microsoft.com/office/word/2010/wordprocessingCanvas" xmlns:cx="http://schemas.microsoft.com/office/drawing/2014/chartex" xmlns:cx1="http://schemas.microsoft.com/office/drawing/2015/9/8/chartex" xmlns:cx2="http://schemas.microsoft.com/office/drawing/2015/10/21/chartex" xmlns:cx3="http://schemas.microsoft.com/office/drawing/2016/5/9/chartex" xmlns:cx4="http://schemas.microsoft.com/office/drawing/2016/5/10/chartex" xmlns:cx5="http://schemas.microsoft.com/office/drawing/2016/5/11/chartex" xmlns:cx6="http://schemas.microsoft.com/office/drawing/2016/5/12/chartex" xmlns:cx7="http://schemas.microsoft.com/office/drawing/2016/5/13/chartex" xmlns:cx8="http://schemas.microsoft.com/office/drawing/2016/5/14/chartex" xmlns:mc="http://schemas.openxmlformats.org/markup-compatibility/2006" xmlns:aink="http://schemas.microsoft.com/office/drawing/2016/ink" xmlns:am3d="http://schemas.microsoft.com/office/drawing/2017/model3d" xmlns:o="urn:schemas-microsoft-com:office:office" xmlns:oel="http://schemas.microsoft.com/office/2019/extlst" xmlns:r="http://schemas.openxmlformats.org/officeDocument/2006/relationships" xmlns:m="http://schemas.openxmlformats.org/officeDocument/2006/math" xmlns:v="urn:schemas-microsoft-com:vml" xmlns:wp14="http://schemas.microsoft.com/office/word/2010/wordprocessingDrawing" xmlns:wp="http://schemas.openxmlformats.org/drawingml/2006/wordprocessingDrawing" xmlns:w10="urn:schemas-microsoft-com:office:word" xmlns:w="http://schemas.openxmlformats.org/wordprocessingml/2006/main" xmlns:w14="http://schemas.microsoft.com/office/word/2010/wordml" xmlns:w15="http://schemas.microsoft.com/office/word/2012/wordml" xmlns:w16cex="http://schemas.microsoft.com/office/word/2018/wordml/cex" xmlns:w16cid="http://schemas.microsoft.com/office/word/2016/wordml/cid" xmlns:w16="http://schemas.microsoft.com/office/word/2018/wordml" xmlns:w16du="http://schemas.microsoft.com/office/word/2023/wordml/word16du" xmlns:w16sdtdh="http://schemas.microsoft.com/office/word/2020/wordml/sdtdatahash" xmlns:w16sdtfl="http://schemas.microsoft.com/office/word/2024/wordml/sdtformatlock" xmlns:w16se="http://schemas.microsoft.com/office/word/2015/wordml/symex" xmlns:wpg="http://schemas.microsoft.com/office/word/2010/wordprocessingGroup" xmlns:wpi="http://schemas.microsoft.com/office/word/2010/wordprocessingInk" xmlns:wne="http://schemas.microsoft.com/office/word/2006/wordml" xmlns:wps="http://schemas.microsoft.com/office/word/2010/wordprocessingShape" mc:Ignorable="w14 w15 w16se w16cid w16 w16cex w16sdtdh w16sdtfl w16du wp14">
   <w:footnote w:type="separator" w:id="-1">
     <w:p>
       <w:pPr>
@@ -194,7 +204,7 @@
 </file>
 
 <file path=word/numbering.xml><?xml version="1.0" encoding="utf-8"?>
-<w:numbering xmlns:wpc="http://schemas.microsoft.com/office/word/2010/wordprocessingCanvas" xmlns:cx="http://schemas.microsoft.com/office/drawing/2014/chartex" xmlns:cx1="http://schemas.microsoft.com/office/drawing/2015/9/8/chartex" xmlns:cx2="http://schemas.microsoft.com/office/drawing/2015/10/21/chartex" xmlns:cx3="http://schemas.microsoft.com/office/drawing/2016/5/9/chartex" xmlns:cx4="http://schemas.microsoft.com/office/drawing/2016/5/10/chartex" xmlns:cx5="http://schemas.microsoft.com/office/drawing/2016/5/11/chartex" xmlns:cx6="http://schemas.microsoft.com/office/drawing/2016/5/12/chartex" xmlns:cx7="http://schemas.microsoft.com/office/drawing/2016/5/13/chartex" xmlns:cx8="http://schemas.microsoft.com/office/drawing/2016/5/14/chartex" xmlns:mc="http://schemas.openxmlformats.org/markup-compatibility/2006" xmlns:m="http://schemas.openxmlformats.org/officeDocument/2006/math" xmlns:aink="http://schemas.microsoft.com/office/drawing/2016/ink" xmlns:am3d="http://schemas.microsoft.com/office/drawing/2017/model3d" xmlns:oel="http://schemas.microsoft.com/office/2019/extlst" xmlns:r="http://schemas.openxmlformats.org/officeDocument/2006/relationships" xmlns:wp14="http://schemas.microsoft.com/office/word/2010/wordprocessingDrawing" xmlns:wp="http://schemas.openxmlformats.org/drawingml/2006/wordprocessingDrawing" xmlns:wpg="http://schemas.microsoft.com/office/word/2010/wordprocessingGroup" xmlns:wpi="http://schemas.microsoft.com/office/word/2010/wordprocessingInk" xmlns:wps="http://schemas.microsoft.com/office/word/2010/wordprocessingShape" xmlns:o="urn:schemas-microsoft-com:office:office" xmlns:v="urn:schemas-microsoft-com:vml" xmlns:w10="urn:schemas-microsoft-com:office:word" xmlns:w="http://schemas.openxmlformats.org/wordprocessingml/2006/main" xmlns:w14="http://schemas.microsoft.com/office/word/2010/wordml" xmlns:w15="http://schemas.microsoft.com/office/word/2012/wordml" xmlns:w16cex="http://schemas.microsoft.com/office/word/2018/wordml/cex" xmlns:w16cid="http://schemas.microsoft.com/office/word/2016/wordml/cid" xmlns:w16="http://schemas.microsoft.com/office/word/2018/wordml" xmlns:w16sdtdh="http://schemas.microsoft.com/office/word/2020/wordml/sdtdatahash" xmlns:w16sdtfl="http://schemas.microsoft.com/office/word/2024/wordml/sdtformatlock" xmlns:w16se="http://schemas.microsoft.com/office/word/2015/wordml/symex" xmlns:w16du="http://schemas.microsoft.com/office/word/2023/wordml/word16du" xmlns:wne="http://schemas.microsoft.com/office/word/2006/wordml" mc:Ignorable="w14 w15 w16se w16cid w16 w16cex w16sdtdh w16sdtfl w16du wp14">
+<w:numbering xmlns:wpc="http://schemas.microsoft.com/office/word/2010/wordprocessingCanvas" xmlns:cx="http://schemas.microsoft.com/office/drawing/2014/chartex" xmlns:cx1="http://schemas.microsoft.com/office/drawing/2015/9/8/chartex" xmlns:cx2="http://schemas.microsoft.com/office/drawing/2015/10/21/chartex" xmlns:cx3="http://schemas.microsoft.com/office/drawing/2016/5/9/chartex" xmlns:cx4="http://schemas.microsoft.com/office/drawing/2016/5/10/chartex" xmlns:cx5="http://schemas.microsoft.com/office/drawing/2016/5/11/chartex" xmlns:cx6="http://schemas.microsoft.com/office/drawing/2016/5/12/chartex" xmlns:cx7="http://schemas.microsoft.com/office/drawing/2016/5/13/chartex" xmlns:cx8="http://schemas.microsoft.com/office/drawing/2016/5/14/chartex" xmlns:mc="http://schemas.openxmlformats.org/markup-compatibility/2006" xmlns:aink="http://schemas.microsoft.com/office/drawing/2016/ink" xmlns:am3d="http://schemas.microsoft.com/office/drawing/2017/model3d" xmlns:o="urn:schemas-microsoft-com:office:office" xmlns:oel="http://schemas.microsoft.com/office/2019/extlst" xmlns:r="http://schemas.openxmlformats.org/officeDocument/2006/relationships" xmlns:m="http://schemas.openxmlformats.org/officeDocument/2006/math" xmlns:v="urn:schemas-microsoft-com:vml" xmlns:wp14="http://schemas.microsoft.com/office/word/2010/wordprocessingDrawing" xmlns:wp="http://schemas.openxmlformats.org/drawingml/2006/wordprocessingDrawing" xmlns:w10="urn:schemas-microsoft-com:office:word" xmlns:w="http://schemas.openxmlformats.org/wordprocessingml/2006/main" xmlns:w14="http://schemas.microsoft.com/office/word/2010/wordml" xmlns:w15="http://schemas.microsoft.com/office/word/2012/wordml" xmlns:w16cex="http://schemas.microsoft.com/office/word/2018/wordml/cex" xmlns:w16cid="http://schemas.microsoft.com/office/word/2016/wordml/cid" xmlns:w16="http://schemas.microsoft.com/office/word/2018/wordml" xmlns:w16du="http://schemas.microsoft.com/office/word/2023/wordml/word16du" xmlns:w16sdtdh="http://schemas.microsoft.com/office/word/2020/wordml/sdtdatahash" xmlns:w16sdtfl="http://schemas.microsoft.com/office/word/2024/wordml/sdtformatlock" xmlns:w16se="http://schemas.microsoft.com/office/word/2015/wordml/symex" xmlns:wpg="http://schemas.microsoft.com/office/word/2010/wordprocessingGroup" xmlns:wpi="http://schemas.microsoft.com/office/word/2010/wordprocessingInk" xmlns:wne="http://schemas.microsoft.com/office/word/2006/wordml" xmlns:wps="http://schemas.microsoft.com/office/word/2010/wordprocessingShape" mc:Ignorable="w14 w15 w16se w16cid w16 w16cex w16sdtdh w16sdtfl w16du wp14">
   <w:abstractNum w:abstractNumId="0" w15:restartNumberingAfterBreak="0">
     <w:nsid w:val="5ECE3C6B"/>
     <w:multiLevelType w:val="hybridMultilevel"/>
@@ -291,7 +301,7 @@
 </file>
 
 <file path=word/styles.xml><?xml version="1.0" encoding="utf-8"?>
-<w:styles xmlns:mc="http://schemas.openxmlformats.org/markup-compatibility/2006" xmlns:r="http://schemas.openxmlformats.org/officeDocument/2006/relationships" xmlns:w="http://schemas.openxmlformats.org/wordprocessingml/2006/main" xmlns:w14="http://schemas.microsoft.com/office/word/2010/wordml" xmlns:w15="http://schemas.microsoft.com/office/word/2012/wordml" xmlns:w16cex="http://schemas.microsoft.com/office/word/2018/wordml/cex" xmlns:w16cid="http://schemas.microsoft.com/office/word/2016/wordml/cid" xmlns:w16="http://schemas.microsoft.com/office/word/2018/wordml" xmlns:w16sdtdh="http://schemas.microsoft.com/office/word/2020/wordml/sdtdatahash" xmlns:w16sdtfl="http://schemas.microsoft.com/office/word/2024/wordml/sdtformatlock" xmlns:w16se="http://schemas.microsoft.com/office/word/2015/wordml/symex" xmlns:w16du="http://schemas.microsoft.com/office/word/2023/wordml/word16du" mc:Ignorable="w14 w15 w16se w16cid w16 w16cex w16sdtdh w16sdtfl w16du">
+<w:styles xmlns:mc="http://schemas.openxmlformats.org/markup-compatibility/2006" xmlns:r="http://schemas.openxmlformats.org/officeDocument/2006/relationships" xmlns:w="http://schemas.openxmlformats.org/wordprocessingml/2006/main" xmlns:w14="http://schemas.microsoft.com/office/word/2010/wordml" xmlns:w15="http://schemas.microsoft.com/office/word/2012/wordml" xmlns:w16cex="http://schemas.microsoft.com/office/word/2018/wordml/cex" xmlns:w16cid="http://schemas.microsoft.com/office/word/2016/wordml/cid" xmlns:w16="http://schemas.microsoft.com/office/word/2018/wordml" xmlns:w16du="http://schemas.microsoft.com/office/word/2023/wordml/word16du" xmlns:w16sdtdh="http://schemas.microsoft.com/office/word/2020/wordml/sdtdatahash" xmlns:w16sdtfl="http://schemas.microsoft.com/office/word/2024/wordml/sdtformatlock" xmlns:w16se="http://schemas.microsoft.com/office/word/2015/wordml/symex" mc:Ignorable="w14 w15 w16se w16cid w16 w16cex w16sdtdh w16sdtfl w16du">
   <w:docDefaults>
     <w:rPrDefault>
       <w:rPr>

--- a/documents/List of Project Personnel and Partner Institutions.docx
+++ b/documents/List of Project Personnel and Partner Institutions.docx
@@ -62,7 +62,13 @@
         </w:numPr>
       </w:pPr>
       <w:r>
-        <w:t>Adam Doupe; Arizona State University; Co-PI</w:t>
+        <w:t>Adam Doup</w:t>
+      </w:r>
+      <w:r>
+        <w:t>é</w:t>
+      </w:r>
+      <w:r>
+        <w:t>; Arizona State University; Co-PI</w:t>
       </w:r>
     </w:p>
     <w:p>
@@ -79,7 +85,13 @@
       </w:r>
       <w:proofErr w:type="spellEnd"/>
       <w:r>
-        <w:t xml:space="preserve"> ‘Tiffany’ Bao; Arizona State University, Co-PI</w:t>
+        <w:t xml:space="preserve"> ‘Tiffany’ Bao; Arizona State University</w:t>
+      </w:r>
+      <w:r>
+        <w:t>;</w:t>
+      </w:r>
+      <w:r>
+        <w:t xml:space="preserve"> Co-PI</w:t>
       </w:r>
     </w:p>
     <w:p>
@@ -115,7 +127,7 @@
         </w:numPr>
       </w:pPr>
       <w:r>
-        <w:t>Buu Lam; NGINX Software, Inc., F5, Inc.; Unpaid Collaborator</w:t>
+        <w:t>Buu Lam; F5, Inc.; Unpaid Collaborator</w:t>
       </w:r>
     </w:p>
     <w:p>
@@ -127,7 +139,13 @@
         </w:numPr>
       </w:pPr>
       <w:r>
-        <w:t>Gabriele Saltomaggio; RabbitMQ / Broadcom, Inc.; Unpaid Collaborator</w:t>
+        <w:t>Gabriele Sa</w:t>
+      </w:r>
+      <w:r>
+        <w:t>n</w:t>
+      </w:r>
+      <w:r>
+        <w:t>tomaggio; Broadcom, Inc.; Unpaid Collaborator</w:t>
       </w:r>
     </w:p>
     <w:p>

--- a/documents/List of Project Personnel and Partner Institutions.docx
+++ b/documents/List of Project Personnel and Partner Institutions.docx
@@ -7,12 +7,14 @@
         <w:pStyle w:val="p1"/>
         <w:jc w:val="center"/>
         <w:rPr>
+          <w:rFonts w:ascii="Times New Roman" w:hAnsi="Times New Roman" w:cs="Times New Roman"/>
           <w:b/>
           <w:bCs/>
         </w:rPr>
       </w:pPr>
       <w:r>
         <w:rPr>
+          <w:rFonts w:ascii="Times New Roman" w:hAnsi="Times New Roman" w:cs="Times New Roman"/>
           <w:b/>
           <w:bCs/>
         </w:rPr>
@@ -24,6 +26,7 @@
         <w:pStyle w:val="p1"/>
         <w:jc w:val="center"/>
         <w:rPr>
+          <w:rFonts w:ascii="Times New Roman" w:hAnsi="Times New Roman" w:cs="Times New Roman"/>
           <w:b/>
           <w:bCs/>
         </w:rPr>
@@ -36,8 +39,14 @@
           <w:ilvl w:val="0"/>
           <w:numId w:val="1"/>
         </w:numPr>
-      </w:pPr>
-      <w:r>
+        <w:rPr>
+          <w:rFonts w:ascii="Times New Roman" w:hAnsi="Times New Roman" w:cs="Times New Roman"/>
+        </w:rPr>
+      </w:pPr>
+      <w:r>
+        <w:rPr>
+          <w:rFonts w:ascii="Times New Roman" w:hAnsi="Times New Roman" w:cs="Times New Roman"/>
+        </w:rPr>
         <w:t>Giovanni Vigna; University of California, Santa Barbara; PI</w:t>
       </w:r>
     </w:p>
@@ -48,8 +57,14 @@
           <w:ilvl w:val="0"/>
           <w:numId w:val="1"/>
         </w:numPr>
-      </w:pPr>
-      <w:r>
+        <w:rPr>
+          <w:rFonts w:ascii="Times New Roman" w:hAnsi="Times New Roman" w:cs="Times New Roman"/>
+        </w:rPr>
+      </w:pPr>
+      <w:r>
+        <w:rPr>
+          <w:rFonts w:ascii="Times New Roman" w:hAnsi="Times New Roman" w:cs="Times New Roman"/>
+        </w:rPr>
         <w:t>Christopher Kruegel; University of California, Santa Barbara; Co-PI</w:t>
       </w:r>
     </w:p>
@@ -60,14 +75,26 @@
           <w:ilvl w:val="0"/>
           <w:numId w:val="1"/>
         </w:numPr>
-      </w:pPr>
-      <w:r>
+        <w:rPr>
+          <w:rFonts w:ascii="Times New Roman" w:hAnsi="Times New Roman" w:cs="Times New Roman"/>
+        </w:rPr>
+      </w:pPr>
+      <w:r>
+        <w:rPr>
+          <w:rFonts w:ascii="Times New Roman" w:hAnsi="Times New Roman" w:cs="Times New Roman"/>
+        </w:rPr>
         <w:t>Adam Doup</w:t>
       </w:r>
       <w:r>
+        <w:rPr>
+          <w:rFonts w:ascii="Times New Roman" w:hAnsi="Times New Roman" w:cs="Times New Roman"/>
+        </w:rPr>
         <w:t>é</w:t>
       </w:r>
       <w:r>
+        <w:rPr>
+          <w:rFonts w:ascii="Times New Roman" w:hAnsi="Times New Roman" w:cs="Times New Roman"/>
+        </w:rPr>
         <w:t>; Arizona State University; Co-PI</w:t>
       </w:r>
     </w:p>
@@ -78,19 +105,34 @@
           <w:ilvl w:val="0"/>
           <w:numId w:val="1"/>
         </w:numPr>
+        <w:rPr>
+          <w:rFonts w:ascii="Times New Roman" w:hAnsi="Times New Roman" w:cs="Times New Roman"/>
+        </w:rPr>
       </w:pPr>
       <w:proofErr w:type="spellStart"/>
       <w:r>
+        <w:rPr>
+          <w:rFonts w:ascii="Times New Roman" w:hAnsi="Times New Roman" w:cs="Times New Roman"/>
+        </w:rPr>
         <w:t>Youzhi</w:t>
       </w:r>
       <w:proofErr w:type="spellEnd"/>
       <w:r>
+        <w:rPr>
+          <w:rFonts w:ascii="Times New Roman" w:hAnsi="Times New Roman" w:cs="Times New Roman"/>
+        </w:rPr>
         <w:t xml:space="preserve"> ‘Tiffany’ Bao; Arizona State University</w:t>
       </w:r>
       <w:r>
+        <w:rPr>
+          <w:rFonts w:ascii="Times New Roman" w:hAnsi="Times New Roman" w:cs="Times New Roman"/>
+        </w:rPr>
         <w:t>;</w:t>
       </w:r>
       <w:r>
+        <w:rPr>
+          <w:rFonts w:ascii="Times New Roman" w:hAnsi="Times New Roman" w:cs="Times New Roman"/>
+        </w:rPr>
         <w:t xml:space="preserve"> Co-PI</w:t>
       </w:r>
     </w:p>
@@ -101,8 +143,14 @@
           <w:ilvl w:val="0"/>
           <w:numId w:val="1"/>
         </w:numPr>
-      </w:pPr>
-      <w:r>
+        <w:rPr>
+          <w:rFonts w:ascii="Times New Roman" w:hAnsi="Times New Roman" w:cs="Times New Roman"/>
+        </w:rPr>
+      </w:pPr>
+      <w:r>
+        <w:rPr>
+          <w:rFonts w:ascii="Times New Roman" w:hAnsi="Times New Roman" w:cs="Times New Roman"/>
+        </w:rPr>
         <w:t>Zakir Durumeric; Stanford University; Unpaid Collaborator</w:t>
       </w:r>
     </w:p>
@@ -113,8 +161,14 @@
           <w:ilvl w:val="0"/>
           <w:numId w:val="1"/>
         </w:numPr>
-      </w:pPr>
-      <w:r>
+        <w:rPr>
+          <w:rFonts w:ascii="Times New Roman" w:hAnsi="Times New Roman" w:cs="Times New Roman"/>
+        </w:rPr>
+      </w:pPr>
+      <w:r>
+        <w:rPr>
+          <w:rFonts w:ascii="Times New Roman" w:hAnsi="Times New Roman" w:cs="Times New Roman"/>
+        </w:rPr>
         <w:t>Ziad Matni; University of California, Santa Barbara; Unpaid Collaborator</w:t>
       </w:r>
     </w:p>
@@ -125,8 +179,14 @@
           <w:ilvl w:val="0"/>
           <w:numId w:val="1"/>
         </w:numPr>
-      </w:pPr>
-      <w:r>
+        <w:rPr>
+          <w:rFonts w:ascii="Times New Roman" w:hAnsi="Times New Roman" w:cs="Times New Roman"/>
+        </w:rPr>
+      </w:pPr>
+      <w:r>
+        <w:rPr>
+          <w:rFonts w:ascii="Times New Roman" w:hAnsi="Times New Roman" w:cs="Times New Roman"/>
+        </w:rPr>
         <w:t>Buu Lam; F5, Inc.; Unpaid Collaborator</w:t>
       </w:r>
     </w:p>
@@ -137,14 +197,26 @@
           <w:ilvl w:val="0"/>
           <w:numId w:val="1"/>
         </w:numPr>
-      </w:pPr>
-      <w:r>
+        <w:rPr>
+          <w:rFonts w:ascii="Times New Roman" w:hAnsi="Times New Roman" w:cs="Times New Roman"/>
+        </w:rPr>
+      </w:pPr>
+      <w:r>
+        <w:rPr>
+          <w:rFonts w:ascii="Times New Roman" w:hAnsi="Times New Roman" w:cs="Times New Roman"/>
+        </w:rPr>
         <w:t>Gabriele Sa</w:t>
       </w:r>
       <w:r>
+        <w:rPr>
+          <w:rFonts w:ascii="Times New Roman" w:hAnsi="Times New Roman" w:cs="Times New Roman"/>
+        </w:rPr>
         <w:t>n</w:t>
       </w:r>
       <w:r>
+        <w:rPr>
+          <w:rFonts w:ascii="Times New Roman" w:hAnsi="Times New Roman" w:cs="Times New Roman"/>
+        </w:rPr>
         <w:t>tomaggio; Broadcom, Inc.; Unpaid Collaborator</w:t>
       </w:r>
     </w:p>
@@ -155,12 +227,24 @@
           <w:ilvl w:val="0"/>
           <w:numId w:val="1"/>
         </w:numPr>
-      </w:pPr>
-      <w:r>
+        <w:rPr>
+          <w:rFonts w:ascii="Times New Roman" w:hAnsi="Times New Roman" w:cs="Times New Roman"/>
+        </w:rPr>
+      </w:pPr>
+      <w:r>
+        <w:rPr>
+          <w:rFonts w:ascii="Times New Roman" w:hAnsi="Times New Roman" w:cs="Times New Roman"/>
+        </w:rPr>
         <w:t>Luca Foschini; Sage Bionetworks; Unpaid Collaborator</w:t>
       </w:r>
     </w:p>
-    <w:p/>
+    <w:p>
+      <w:pPr>
+        <w:rPr>
+          <w:rFonts w:ascii="Times New Roman" w:hAnsi="Times New Roman" w:cs="Times New Roman"/>
+        </w:rPr>
+      </w:pPr>
+    </w:p>
     <w:sectPr>
       <w:pgSz w:w="12240" w:h="15840"/>
       <w:pgMar w:top="1440" w:right="1440" w:bottom="1440" w:left="1440" w:header="720" w:footer="720" w:gutter="0"/>
